--- a/exports/course-context.docx
+++ b/exports/course-context.docx
@@ -66,7 +66,7 @@
           <w:i w:val="0"/>
           <w:sz w:val="22"/>
         </w:rPr>
-        <w:t xml:space="preserve"> Dr. Floriment Klinaku </w:t>
+        <w:t xml:space="preserve"> the course supervisor </w:t>
       </w:r>
       <w:r>
         <w:rPr>
@@ -141,7 +141,7 @@
           <w:i w:val="0"/>
           <w:sz w:val="22"/>
         </w:rPr>
-        <w:t>In Dr. Klinaku's module the word "prototype" has a precise meaning. It is not a sketch and it is not a finished product. It is an executable artefact that demonstrates the soundness of an architecture by realising the architecturally significant requirements end-to-end, while leaving non-significant requirements deliberately incomplete. The prototype proves that the chosen building blocks, the chosen communication style, the chosen quality-attribute tactics, and the chosen deployment shape compose into a working whole. It does not prove that every feature on the backlog is implemented.</w:t>
+        <w:t>In the course supervisor's module the word "prototype" has a precise meaning. It is not a sketch and it is not a finished product. It is an executable artefact that demonstrates the soundness of an architecture by realising the architecturally significant requirements end-to-end, while leaving non-significant requirements deliberately incomplete. The prototype proves that the chosen building blocks, the chosen communication style, the chosen quality-attribute tactics, and the chosen deployment shape compose into a working whole. It does not prove that every feature on the backlog is implemented.</w:t>
       </w:r>
     </w:p>
     <w:p>
@@ -662,7 +662,7 @@
           <w:i w:val="0"/>
           <w:sz w:val="22"/>
         </w:rPr>
-        <w:t xml:space="preserve"> This week's content is the most heavily cited. Dr. Klinaku introduced client-server, peer-to-peer, pipe-and-filter, layered, event-driven, and microkernel as canonical reference architectures, and walked through how to choose among them based on dominant quality drivers. The choice of client-server with an event-driven core was made in week three and is recorded in ADR-002. Every section of </w:t>
+        <w:t xml:space="preserve"> This week's content is the most heavily cited. the course supervisor introduced client-server, peer-to-peer, pipe-and-filter, layered, event-driven, and microkernel as canonical reference architectures, and walked through how to choose among them based on dominant quality drivers. The choice of client-server with an event-driven core was made in week three and is recorded in ADR-002. Every section of </w:t>
       </w:r>
       <w:r>
         <w:rPr>
@@ -941,7 +941,7 @@
           <w:i w:val="0"/>
           <w:sz w:val="22"/>
         </w:rPr>
-        <w:t xml:space="preserve">The course context places the prototype within Dr. Klinaku's pedagogy. The deliverable is not a game we built and then dressed in documentation; it is a documentation programme that happens to compile and run. Every document in the </w:t>
+        <w:t xml:space="preserve">The course context places the prototype within the course supervisor's pedagogy. The deliverable is not a game we built and then dressed in documentation; it is a documentation programme that happens to compile and run. Every document in the </w:t>
       </w:r>
       <w:r>
         <w:rPr>

--- a/exports/course-context.docx
+++ b/exports/course-context.docx
@@ -114,7 +114,7 @@
           <w:i w:val="0"/>
           <w:sz w:val="22"/>
         </w:rPr>
-        <w:t xml:space="preserve"> 28 May 2026 — Week 7 of 8</w:t>
+        <w:t xml:space="preserve"> 29 May 2026 — Week 8 of 8</w:t>
       </w:r>
     </w:p>
     <w:p>
@@ -772,7 +772,7 @@
           <w:i w:val="0"/>
           <w:sz w:val="22"/>
         </w:rPr>
-        <w:t>Week 7 (current) — Prototype demos and dry runs.</w:t>
+        <w:t>Week 7 — Prototype demos and dry runs.</w:t>
       </w:r>
       <w:r>
         <w:rPr>
@@ -780,7 +780,15 @@
           <w:i w:val="0"/>
           <w:sz w:val="22"/>
         </w:rPr>
-        <w:t xml:space="preserve"> The deliverables portal, the run guide, and the learning guide are produced in this week to support the demo.</w:t>
+        <w:t xml:space="preserve"> The deliverables portal, the run guide, and the learning guide were produced this week to support the demo. </w:t>
+      </w:r>
+      <w:r>
+        <w:rPr>
+          <w:b/>
+          <w:i w:val="0"/>
+          <w:sz w:val="22"/>
+        </w:rPr>
+        <w:t>Week 8 (current) — Final report, defence rehearsal, viva.</w:t>
       </w:r>
     </w:p>
     <w:p>
